--- a/Сессия 6/ПОЯСНИТЕЛЬНАЯ ЗАПИСКА.docx
+++ b/Сессия 6/ПОЯСНИТЕЛЬНАЯ ЗАПИСКА.docx
@@ -1945,21 +1945,12 @@
         <w:jc w:val="both"/>
         <w:rPr>
           <w:rFonts w:ascii="Times New Roman" w:hAnsi="Times New Roman" w:cs="Times New Roman"/>
-          <w:sz w:val="28"/>
-          <w:szCs w:val="28"/>
-          <w:lang w:val="en-US"/>
-        </w:rPr>
-      </w:pPr>
-      <w:r>
-        <w:rPr>
-          <w:rFonts w:ascii="Times New Roman" w:hAnsi="Times New Roman" w:cs="Times New Roman"/>
           <w:b/>
           <w:bCs/>
           <w:sz w:val="28"/>
           <w:szCs w:val="28"/>
         </w:rPr>
-        <w:t>Основные эндпоинты</w:t>
-      </w:r>
+      </w:pPr>
       <w:r>
         <w:rPr>
           <w:rFonts w:ascii="Times New Roman" w:hAnsi="Times New Roman" w:cs="Times New Roman"/>
@@ -1967,21 +1958,51 @@
           <w:bCs/>
           <w:sz w:val="28"/>
           <w:szCs w:val="28"/>
+        </w:rPr>
+        <w:t>Основные эндпоинты</w:t>
+      </w:r>
+      <w:r>
+        <w:rPr>
+          <w:rFonts w:ascii="Times New Roman" w:hAnsi="Times New Roman" w:cs="Times New Roman"/>
+          <w:b/>
+          <w:bCs/>
+          <w:sz w:val="28"/>
+          <w:szCs w:val="28"/>
           <w:lang w:val="en-US"/>
         </w:rPr>
         <w:t>:</w:t>
+      </w:r>
+    </w:p>
+    <w:p>
+      <w:pPr>
+        <w:spacing w:after="0" w:line="360" w:lineRule="auto"/>
+        <w:ind w:firstLine="709"/>
+        <w:jc w:val="right"/>
+        <w:rPr>
+          <w:rFonts w:ascii="Times New Roman" w:hAnsi="Times New Roman" w:cs="Times New Roman"/>
+          <w:sz w:val="28"/>
+          <w:szCs w:val="28"/>
+        </w:rPr>
+      </w:pPr>
+      <w:r>
+        <w:rPr>
+          <w:rFonts w:ascii="Times New Roman" w:hAnsi="Times New Roman" w:cs="Times New Roman"/>
+          <w:sz w:val="28"/>
+          <w:szCs w:val="28"/>
+        </w:rPr>
+        <w:t>Таблица 1</w:t>
       </w:r>
     </w:p>
     <w:tbl>
       <w:tblPr>
         <w:tblStyle w:val="ac"/>
-        <w:tblW w:w="0" w:type="auto"/>
+        <w:tblW w:w="9351" w:type="dxa"/>
         <w:tblLook w:val="04A0" w:firstRow="1" w:lastRow="0" w:firstColumn="1" w:lastColumn="0" w:noHBand="0" w:noVBand="1"/>
       </w:tblPr>
       <w:tblGrid>
         <w:gridCol w:w="1917"/>
         <w:gridCol w:w="4435"/>
-        <w:gridCol w:w="2142"/>
+        <w:gridCol w:w="2999"/>
       </w:tblGrid>
       <w:tr>
         <w:tc>
@@ -2044,7 +2065,7 @@
         </w:tc>
         <w:tc>
           <w:tcPr>
-            <w:tcW w:w="2142" w:type="dxa"/>
+            <w:tcW w:w="2999" w:type="dxa"/>
           </w:tcPr>
           <w:p>
             <w:pPr>
@@ -2124,7 +2145,7 @@
         </w:tc>
         <w:tc>
           <w:tcPr>
-            <w:tcW w:w="2142" w:type="dxa"/>
+            <w:tcW w:w="2999" w:type="dxa"/>
           </w:tcPr>
           <w:p>
             <w:pPr>
@@ -2200,7 +2221,7 @@
         </w:tc>
         <w:tc>
           <w:tcPr>
-            <w:tcW w:w="2142" w:type="dxa"/>
+            <w:tcW w:w="2999" w:type="dxa"/>
           </w:tcPr>
           <w:p>
             <w:pPr>
@@ -2276,7 +2297,7 @@
         </w:tc>
         <w:tc>
           <w:tcPr>
-            <w:tcW w:w="2142" w:type="dxa"/>
+            <w:tcW w:w="2999" w:type="dxa"/>
           </w:tcPr>
           <w:p>
             <w:pPr>
@@ -2352,7 +2373,7 @@
         </w:tc>
         <w:tc>
           <w:tcPr>
-            <w:tcW w:w="2142" w:type="dxa"/>
+            <w:tcW w:w="2999" w:type="dxa"/>
           </w:tcPr>
           <w:p>
             <w:pPr>
@@ -2428,7 +2449,7 @@
         </w:tc>
         <w:tc>
           <w:tcPr>
-            <w:tcW w:w="2142" w:type="dxa"/>
+            <w:tcW w:w="2999" w:type="dxa"/>
           </w:tcPr>
           <w:p>
             <w:pPr>
@@ -2504,7 +2525,7 @@
         </w:tc>
         <w:tc>
           <w:tcPr>
-            <w:tcW w:w="2142" w:type="dxa"/>
+            <w:tcW w:w="2999" w:type="dxa"/>
           </w:tcPr>
           <w:p>
             <w:pPr>
@@ -2580,7 +2601,7 @@
         </w:tc>
         <w:tc>
           <w:tcPr>
-            <w:tcW w:w="2142" w:type="dxa"/>
+            <w:tcW w:w="2999" w:type="dxa"/>
           </w:tcPr>
           <w:p>
             <w:pPr>
@@ -2598,16 +2619,7 @@
                 <w:sz w:val="28"/>
                 <w:szCs w:val="28"/>
               </w:rPr>
-              <w:t xml:space="preserve">Создание </w:t>
-            </w:r>
-            <w:r>
-              <w:rPr>
-                <w:rFonts w:ascii="Times New Roman" w:hAnsi="Times New Roman" w:cs="Times New Roman"/>
-                <w:sz w:val="28"/>
-                <w:szCs w:val="28"/>
-              </w:rPr>
-              <w:lastRenderedPageBreak/>
-              <w:t>испытания</w:t>
+              <w:t>Создание испытания</w:t>
             </w:r>
           </w:p>
         </w:tc>
@@ -2635,6 +2647,161 @@
                 <w:szCs w:val="28"/>
                 <w:lang w:val="en-US"/>
               </w:rPr>
+              <w:t>PUT</w:t>
+            </w:r>
+          </w:p>
+        </w:tc>
+        <w:tc>
+          <w:tcPr>
+            <w:tcW w:w="4435" w:type="dxa"/>
+          </w:tcPr>
+          <w:p>
+            <w:pPr>
+              <w:spacing w:line="360" w:lineRule="auto"/>
+              <w:jc w:val="both"/>
+              <w:rPr>
+                <w:rFonts w:ascii="Times New Roman" w:hAnsi="Times New Roman" w:cs="Times New Roman"/>
+                <w:sz w:val="28"/>
+                <w:szCs w:val="28"/>
+                <w:lang w:val="en-US"/>
+              </w:rPr>
+            </w:pPr>
+            <w:r>
+              <w:rPr>
+                <w:rFonts w:ascii="Times New Roman" w:hAnsi="Times New Roman" w:cs="Times New Roman"/>
+                <w:sz w:val="28"/>
+                <w:szCs w:val="28"/>
+                <w:lang w:val="en-US"/>
+              </w:rPr>
+              <w:t>/api/laboratory/tests/{id}/complete</w:t>
+            </w:r>
+          </w:p>
+        </w:tc>
+        <w:tc>
+          <w:tcPr>
+            <w:tcW w:w="2999" w:type="dxa"/>
+          </w:tcPr>
+          <w:p>
+            <w:pPr>
+              <w:spacing w:line="360" w:lineRule="auto"/>
+              <w:jc w:val="both"/>
+              <w:rPr>
+                <w:rFonts w:ascii="Times New Roman" w:hAnsi="Times New Roman" w:cs="Times New Roman"/>
+                <w:sz w:val="28"/>
+                <w:szCs w:val="28"/>
+                <w:lang w:val="en-US"/>
+              </w:rPr>
+            </w:pPr>
+            <w:r>
+              <w:rPr>
+                <w:rFonts w:ascii="Times New Roman" w:hAnsi="Times New Roman" w:cs="Times New Roman"/>
+                <w:sz w:val="28"/>
+                <w:szCs w:val="28"/>
+              </w:rPr>
+              <w:t>Завершение испытания</w:t>
+            </w:r>
+          </w:p>
+        </w:tc>
+      </w:tr>
+      <w:tr>
+        <w:tc>
+          <w:tcPr>
+            <w:tcW w:w="1917" w:type="dxa"/>
+          </w:tcPr>
+          <w:p>
+            <w:pPr>
+              <w:spacing w:line="360" w:lineRule="auto"/>
+              <w:jc w:val="both"/>
+              <w:rPr>
+                <w:rFonts w:ascii="Times New Roman" w:hAnsi="Times New Roman" w:cs="Times New Roman"/>
+                <w:sz w:val="28"/>
+                <w:szCs w:val="28"/>
+                <w:lang w:val="en-US"/>
+              </w:rPr>
+            </w:pPr>
+            <w:r>
+              <w:rPr>
+                <w:rFonts w:ascii="Times New Roman" w:hAnsi="Times New Roman" w:cs="Times New Roman"/>
+                <w:sz w:val="28"/>
+                <w:szCs w:val="28"/>
+                <w:lang w:val="en-US"/>
+              </w:rPr>
+              <w:t>GET</w:t>
+            </w:r>
+          </w:p>
+        </w:tc>
+        <w:tc>
+          <w:tcPr>
+            <w:tcW w:w="4435" w:type="dxa"/>
+          </w:tcPr>
+          <w:p>
+            <w:pPr>
+              <w:spacing w:line="360" w:lineRule="auto"/>
+              <w:jc w:val="both"/>
+              <w:rPr>
+                <w:rFonts w:ascii="Times New Roman" w:hAnsi="Times New Roman" w:cs="Times New Roman"/>
+                <w:sz w:val="28"/>
+                <w:szCs w:val="28"/>
+              </w:rPr>
+            </w:pPr>
+            <w:r>
+              <w:rPr>
+                <w:rFonts w:ascii="Times New Roman" w:hAnsi="Times New Roman" w:cs="Times New Roman"/>
+                <w:sz w:val="28"/>
+                <w:szCs w:val="28"/>
+              </w:rPr>
+              <w:t>/api/laboratory/history</w:t>
+            </w:r>
+          </w:p>
+        </w:tc>
+        <w:tc>
+          <w:tcPr>
+            <w:tcW w:w="2999" w:type="dxa"/>
+          </w:tcPr>
+          <w:p>
+            <w:pPr>
+              <w:spacing w:line="360" w:lineRule="auto"/>
+              <w:jc w:val="both"/>
+              <w:rPr>
+                <w:rFonts w:ascii="Times New Roman" w:hAnsi="Times New Roman" w:cs="Times New Roman"/>
+                <w:sz w:val="28"/>
+                <w:szCs w:val="28"/>
+              </w:rPr>
+            </w:pPr>
+            <w:r>
+              <w:rPr>
+                <w:rFonts w:ascii="Times New Roman" w:hAnsi="Times New Roman" w:cs="Times New Roman"/>
+                <w:sz w:val="28"/>
+                <w:szCs w:val="28"/>
+              </w:rPr>
+              <w:t>История испытаний</w:t>
+            </w:r>
+          </w:p>
+        </w:tc>
+      </w:tr>
+      <w:tr>
+        <w:tc>
+          <w:tcPr>
+            <w:tcW w:w="1917" w:type="dxa"/>
+          </w:tcPr>
+          <w:p>
+            <w:pPr>
+              <w:spacing w:line="360" w:lineRule="auto"/>
+              <w:jc w:val="both"/>
+              <w:rPr>
+                <w:rFonts w:ascii="Times New Roman" w:hAnsi="Times New Roman" w:cs="Times New Roman"/>
+                <w:sz w:val="28"/>
+                <w:szCs w:val="28"/>
+                <w:lang w:val="en-US"/>
+              </w:rPr>
+            </w:pPr>
+            <w:r>
+              <w:rPr>
+                <w:rFonts w:ascii="Times New Roman" w:hAnsi="Times New Roman" w:cs="Times New Roman"/>
+                <w:sz w:val="28"/>
+                <w:szCs w:val="28"/>
+                <w:lang w:val="en-US"/>
+              </w:rPr>
               <w:lastRenderedPageBreak/>
               <w:t>PUT</w:t>
             </w:r>
@@ -2652,161 +2819,6 @@
                 <w:rFonts w:ascii="Times New Roman" w:hAnsi="Times New Roman" w:cs="Times New Roman"/>
                 <w:sz w:val="28"/>
                 <w:szCs w:val="28"/>
-                <w:lang w:val="en-US"/>
-              </w:rPr>
-            </w:pPr>
-            <w:r>
-              <w:rPr>
-                <w:rFonts w:ascii="Times New Roman" w:hAnsi="Times New Roman" w:cs="Times New Roman"/>
-                <w:sz w:val="28"/>
-                <w:szCs w:val="28"/>
-                <w:lang w:val="en-US"/>
-              </w:rPr>
-              <w:t>/api/laboratory/tests/{id}/complete</w:t>
-            </w:r>
-          </w:p>
-        </w:tc>
-        <w:tc>
-          <w:tcPr>
-            <w:tcW w:w="2142" w:type="dxa"/>
-          </w:tcPr>
-          <w:p>
-            <w:pPr>
-              <w:spacing w:line="360" w:lineRule="auto"/>
-              <w:jc w:val="both"/>
-              <w:rPr>
-                <w:rFonts w:ascii="Times New Roman" w:hAnsi="Times New Roman" w:cs="Times New Roman"/>
-                <w:sz w:val="28"/>
-                <w:szCs w:val="28"/>
-                <w:lang w:val="en-US"/>
-              </w:rPr>
-            </w:pPr>
-            <w:r>
-              <w:rPr>
-                <w:rFonts w:ascii="Times New Roman" w:hAnsi="Times New Roman" w:cs="Times New Roman"/>
-                <w:sz w:val="28"/>
-                <w:szCs w:val="28"/>
-              </w:rPr>
-              <w:t>Завершение испытания</w:t>
-            </w:r>
-          </w:p>
-        </w:tc>
-      </w:tr>
-      <w:tr>
-        <w:tc>
-          <w:tcPr>
-            <w:tcW w:w="1917" w:type="dxa"/>
-          </w:tcPr>
-          <w:p>
-            <w:pPr>
-              <w:spacing w:line="360" w:lineRule="auto"/>
-              <w:jc w:val="both"/>
-              <w:rPr>
-                <w:rFonts w:ascii="Times New Roman" w:hAnsi="Times New Roman" w:cs="Times New Roman"/>
-                <w:sz w:val="28"/>
-                <w:szCs w:val="28"/>
-                <w:lang w:val="en-US"/>
-              </w:rPr>
-            </w:pPr>
-            <w:r>
-              <w:rPr>
-                <w:rFonts w:ascii="Times New Roman" w:hAnsi="Times New Roman" w:cs="Times New Roman"/>
-                <w:sz w:val="28"/>
-                <w:szCs w:val="28"/>
-                <w:lang w:val="en-US"/>
-              </w:rPr>
-              <w:t>GET</w:t>
-            </w:r>
-          </w:p>
-        </w:tc>
-        <w:tc>
-          <w:tcPr>
-            <w:tcW w:w="4435" w:type="dxa"/>
-          </w:tcPr>
-          <w:p>
-            <w:pPr>
-              <w:spacing w:line="360" w:lineRule="auto"/>
-              <w:jc w:val="both"/>
-              <w:rPr>
-                <w:rFonts w:ascii="Times New Roman" w:hAnsi="Times New Roman" w:cs="Times New Roman"/>
-                <w:sz w:val="28"/>
-                <w:szCs w:val="28"/>
-              </w:rPr>
-            </w:pPr>
-            <w:r>
-              <w:rPr>
-                <w:rFonts w:ascii="Times New Roman" w:hAnsi="Times New Roman" w:cs="Times New Roman"/>
-                <w:sz w:val="28"/>
-                <w:szCs w:val="28"/>
-              </w:rPr>
-              <w:t>/api/laboratory/history</w:t>
-            </w:r>
-          </w:p>
-        </w:tc>
-        <w:tc>
-          <w:tcPr>
-            <w:tcW w:w="2142" w:type="dxa"/>
-          </w:tcPr>
-          <w:p>
-            <w:pPr>
-              <w:spacing w:line="360" w:lineRule="auto"/>
-              <w:jc w:val="both"/>
-              <w:rPr>
-                <w:rFonts w:ascii="Times New Roman" w:hAnsi="Times New Roman" w:cs="Times New Roman"/>
-                <w:sz w:val="28"/>
-                <w:szCs w:val="28"/>
-              </w:rPr>
-            </w:pPr>
-            <w:r>
-              <w:rPr>
-                <w:rFonts w:ascii="Times New Roman" w:hAnsi="Times New Roman" w:cs="Times New Roman"/>
-                <w:sz w:val="28"/>
-                <w:szCs w:val="28"/>
-              </w:rPr>
-              <w:t>История испытаний</w:t>
-            </w:r>
-          </w:p>
-        </w:tc>
-      </w:tr>
-      <w:tr>
-        <w:tc>
-          <w:tcPr>
-            <w:tcW w:w="1917" w:type="dxa"/>
-          </w:tcPr>
-          <w:p>
-            <w:pPr>
-              <w:spacing w:line="360" w:lineRule="auto"/>
-              <w:jc w:val="both"/>
-              <w:rPr>
-                <w:rFonts w:ascii="Times New Roman" w:hAnsi="Times New Roman" w:cs="Times New Roman"/>
-                <w:sz w:val="28"/>
-                <w:szCs w:val="28"/>
-                <w:lang w:val="en-US"/>
-              </w:rPr>
-            </w:pPr>
-            <w:r>
-              <w:rPr>
-                <w:rFonts w:ascii="Times New Roman" w:hAnsi="Times New Roman" w:cs="Times New Roman"/>
-                <w:sz w:val="28"/>
-                <w:szCs w:val="28"/>
-                <w:lang w:val="en-US"/>
-              </w:rPr>
-              <w:t>PUT</w:t>
-            </w:r>
-          </w:p>
-        </w:tc>
-        <w:tc>
-          <w:tcPr>
-            <w:tcW w:w="4435" w:type="dxa"/>
-          </w:tcPr>
-          <w:p>
-            <w:pPr>
-              <w:spacing w:line="360" w:lineRule="auto"/>
-              <w:jc w:val="both"/>
-              <w:rPr>
-                <w:rFonts w:ascii="Times New Roman" w:hAnsi="Times New Roman" w:cs="Times New Roman"/>
-                <w:sz w:val="28"/>
-                <w:szCs w:val="28"/>
               </w:rPr>
             </w:pPr>
             <w:r>
@@ -2821,7 +2833,7 @@
         </w:tc>
         <w:tc>
           <w:tcPr>
-            <w:tcW w:w="2142" w:type="dxa"/>
+            <w:tcW w:w="2999" w:type="dxa"/>
           </w:tcPr>
           <w:p>
             <w:pPr>
@@ -2922,15 +2934,35 @@
         <w:t>База данных «AgroControlDB» реализована на MS SQL Server и содержит следующие основные таблицы:</w:t>
       </w:r>
     </w:p>
+    <w:p>
+      <w:pPr>
+        <w:spacing w:after="0" w:line="360" w:lineRule="auto"/>
+        <w:ind w:firstLine="709"/>
+        <w:jc w:val="right"/>
+        <w:rPr>
+          <w:rFonts w:ascii="Times New Roman" w:hAnsi="Times New Roman" w:cs="Times New Roman"/>
+          <w:sz w:val="28"/>
+          <w:szCs w:val="28"/>
+        </w:rPr>
+      </w:pPr>
+      <w:r>
+        <w:rPr>
+          <w:rFonts w:ascii="Times New Roman" w:hAnsi="Times New Roman" w:cs="Times New Roman"/>
+          <w:sz w:val="28"/>
+          <w:szCs w:val="28"/>
+        </w:rPr>
+        <w:t>Таблица 2</w:t>
+      </w:r>
+    </w:p>
     <w:tbl>
       <w:tblPr>
         <w:tblStyle w:val="ac"/>
-        <w:tblW w:w="8926" w:type="dxa"/>
+        <w:tblW w:w="9351" w:type="dxa"/>
         <w:tblLook w:val="04A0" w:firstRow="1" w:lastRow="0" w:firstColumn="1" w:lastColumn="0" w:noHBand="0" w:noVBand="1"/>
       </w:tblPr>
       <w:tblGrid>
         <w:gridCol w:w="3356"/>
-        <w:gridCol w:w="5570"/>
+        <w:gridCol w:w="5995"/>
       </w:tblGrid>
       <w:tr>
         <w:trPr>
@@ -2968,7 +3000,7 @@
         </w:tc>
         <w:tc>
           <w:tcPr>
-            <w:tcW w:w="5570" w:type="dxa"/>
+            <w:tcW w:w="5995" w:type="dxa"/>
             <w:hideMark/>
           </w:tcPr>
           <w:p>
@@ -3029,7 +3061,7 @@
         </w:tc>
         <w:tc>
           <w:tcPr>
-            <w:tcW w:w="5570" w:type="dxa"/>
+            <w:tcW w:w="5995" w:type="dxa"/>
             <w:hideMark/>
           </w:tcPr>
           <w:p>
@@ -3083,7 +3115,7 @@
         </w:tc>
         <w:tc>
           <w:tcPr>
-            <w:tcW w:w="5570" w:type="dxa"/>
+            <w:tcW w:w="5995" w:type="dxa"/>
             <w:hideMark/>
           </w:tcPr>
           <w:p>
@@ -3137,7 +3169,7 @@
         </w:tc>
         <w:tc>
           <w:tcPr>
-            <w:tcW w:w="5570" w:type="dxa"/>
+            <w:tcW w:w="5995" w:type="dxa"/>
             <w:hideMark/>
           </w:tcPr>
           <w:p>
@@ -3191,7 +3223,7 @@
         </w:tc>
         <w:tc>
           <w:tcPr>
-            <w:tcW w:w="5570" w:type="dxa"/>
+            <w:tcW w:w="5995" w:type="dxa"/>
             <w:hideMark/>
           </w:tcPr>
           <w:p>
@@ -3245,7 +3277,7 @@
         </w:tc>
         <w:tc>
           <w:tcPr>
-            <w:tcW w:w="5570" w:type="dxa"/>
+            <w:tcW w:w="5995" w:type="dxa"/>
             <w:hideMark/>
           </w:tcPr>
           <w:p>
@@ -3299,7 +3331,7 @@
         </w:tc>
         <w:tc>
           <w:tcPr>
-            <w:tcW w:w="5570" w:type="dxa"/>
+            <w:tcW w:w="5995" w:type="dxa"/>
             <w:hideMark/>
           </w:tcPr>
           <w:p>
@@ -3353,7 +3385,7 @@
         </w:tc>
         <w:tc>
           <w:tcPr>
-            <w:tcW w:w="5570" w:type="dxa"/>
+            <w:tcW w:w="5995" w:type="dxa"/>
             <w:hideMark/>
           </w:tcPr>
           <w:p>
@@ -3407,7 +3439,7 @@
         </w:tc>
         <w:tc>
           <w:tcPr>
-            <w:tcW w:w="5570" w:type="dxa"/>
+            <w:tcW w:w="5995" w:type="dxa"/>
             <w:hideMark/>
           </w:tcPr>
           <w:p>
@@ -3461,7 +3493,7 @@
         </w:tc>
         <w:tc>
           <w:tcPr>
-            <w:tcW w:w="5570" w:type="dxa"/>
+            <w:tcW w:w="5995" w:type="dxa"/>
             <w:hideMark/>
           </w:tcPr>
           <w:p>
@@ -3515,7 +3547,7 @@
         </w:tc>
         <w:tc>
           <w:tcPr>
-            <w:tcW w:w="5570" w:type="dxa"/>
+            <w:tcW w:w="5995" w:type="dxa"/>
             <w:hideMark/>
           </w:tcPr>
           <w:p>
@@ -3569,7 +3601,7 @@
         </w:tc>
         <w:tc>
           <w:tcPr>
-            <w:tcW w:w="5570" w:type="dxa"/>
+            <w:tcW w:w="5995" w:type="dxa"/>
             <w:hideMark/>
           </w:tcPr>
           <w:p>
@@ -3623,7 +3655,7 @@
         </w:tc>
         <w:tc>
           <w:tcPr>
-            <w:tcW w:w="5570" w:type="dxa"/>
+            <w:tcW w:w="5995" w:type="dxa"/>
             <w:hideMark/>
           </w:tcPr>
           <w:p>
@@ -3677,7 +3709,7 @@
         </w:tc>
         <w:tc>
           <w:tcPr>
-            <w:tcW w:w="5570" w:type="dxa"/>
+            <w:tcW w:w="5995" w:type="dxa"/>
             <w:hideMark/>
           </w:tcPr>
           <w:p>
@@ -3731,7 +3763,7 @@
         </w:tc>
         <w:tc>
           <w:tcPr>
-            <w:tcW w:w="5570" w:type="dxa"/>
+            <w:tcW w:w="5995" w:type="dxa"/>
             <w:hideMark/>
           </w:tcPr>
           <w:p>
@@ -3785,7 +3817,7 @@
         </w:tc>
         <w:tc>
           <w:tcPr>
-            <w:tcW w:w="5570" w:type="dxa"/>
+            <w:tcW w:w="5995" w:type="dxa"/>
             <w:hideMark/>
           </w:tcPr>
           <w:p>
@@ -3839,7 +3871,7 @@
         </w:tc>
         <w:tc>
           <w:tcPr>
-            <w:tcW w:w="5570" w:type="dxa"/>
+            <w:tcW w:w="5995" w:type="dxa"/>
             <w:hideMark/>
           </w:tcPr>
           <w:p>
@@ -3904,7 +3936,6 @@
           <w:sz w:val="28"/>
           <w:szCs w:val="28"/>
         </w:rPr>
-        <w:lastRenderedPageBreak/>
         <w:t>Архитектура программного обеспечения</w:t>
       </w:r>
     </w:p>
@@ -4005,6 +4036,7 @@
           <w:sz w:val="28"/>
           <w:szCs w:val="28"/>
         </w:rPr>
+        <w:lastRenderedPageBreak/>
         <w:t>Уровень бизнес-логики</w:t>
       </w:r>
       <w:r>
@@ -4472,6 +4504,26 @@
           <w:szCs w:val="28"/>
         </w:rPr>
         <w:t>Проведено ручное функциональное тестирование каждого модуля (10 тест-кейсов на модуль + 10 на API). Результаты представлены в таблице:</w:t>
+      </w:r>
+    </w:p>
+    <w:p>
+      <w:pPr>
+        <w:spacing w:after="0" w:line="360" w:lineRule="auto"/>
+        <w:ind w:firstLine="709"/>
+        <w:jc w:val="right"/>
+        <w:rPr>
+          <w:rFonts w:ascii="Times New Roman" w:hAnsi="Times New Roman" w:cs="Times New Roman"/>
+          <w:sz w:val="28"/>
+          <w:szCs w:val="28"/>
+        </w:rPr>
+      </w:pPr>
+      <w:r>
+        <w:rPr>
+          <w:rFonts w:ascii="Times New Roman" w:hAnsi="Times New Roman" w:cs="Times New Roman"/>
+          <w:sz w:val="28"/>
+          <w:szCs w:val="28"/>
+        </w:rPr>
+        <w:t>Таблица 3</w:t>
       </w:r>
     </w:p>
     <w:tbl>
@@ -5071,6 +5123,26 @@
         <w:t>Разработаны модульные тесты для каждого Desktop-модуля (по 10 тестов). Тесты выполнены с использованием фреймворка MSTest.</w:t>
       </w:r>
     </w:p>
+    <w:p>
+      <w:pPr>
+        <w:spacing w:after="0" w:line="360" w:lineRule="auto"/>
+        <w:ind w:firstLine="709"/>
+        <w:jc w:val="right"/>
+        <w:rPr>
+          <w:rFonts w:ascii="Times New Roman" w:hAnsi="Times New Roman" w:cs="Times New Roman"/>
+          <w:sz w:val="28"/>
+          <w:szCs w:val="28"/>
+        </w:rPr>
+      </w:pPr>
+      <w:r>
+        <w:rPr>
+          <w:rFonts w:ascii="Times New Roman" w:hAnsi="Times New Roman" w:cs="Times New Roman"/>
+          <w:sz w:val="28"/>
+          <w:szCs w:val="28"/>
+        </w:rPr>
+        <w:t>Таблица 4</w:t>
+      </w:r>
+    </w:p>
     <w:tbl>
       <w:tblPr>
         <w:tblStyle w:val="ac"/>
@@ -5108,7 +5180,6 @@
                 <w:sz w:val="28"/>
                 <w:szCs w:val="28"/>
               </w:rPr>
-              <w:lastRenderedPageBreak/>
               <w:t>Модуль</w:t>
             </w:r>
           </w:p>
@@ -5271,6 +5342,7 @@
                 <w:sz w:val="28"/>
                 <w:szCs w:val="28"/>
               </w:rPr>
+              <w:lastRenderedPageBreak/>
               <w:t>TechnologistModule.Tests</w:t>
             </w:r>
           </w:p>
